--- a/BIU/UT1 - Fundamentos y Preparacion de datos/UT1_1 Tarea/UT1_1 Tarea Minimarket.docx
+++ b/BIU/UT1 - Fundamentos y Preparacion de datos/UT1_1 Tarea/UT1_1 Tarea Minimarket.docx
@@ -200,6 +200,128 @@
     </w:p>
     <w:p>
       <w:pPr>
+        <w:keepLines/>
+        <w:spacing w:before="40" w:after="40"/>
+        <w:ind w:left="777"/>
+        <w:jc w:val="both"/>
+      </w:pPr>
+      <w:r>
+        <w:rPr>
+          <w:rFonts w:eastAsia="Times New Roman" w:cs="Times New Roman"/>
+          <w:lang w:eastAsia="es-ES_tradnl"/>
+        </w:rPr>
+        <w:t xml:space="preserve">Respuesta: </w:t>
+      </w:r>
+      <w:r>
+        <w:rPr>
+          <w:rFonts w:eastAsia="Times New Roman" w:cs="Times New Roman"/>
+          <w:lang w:eastAsia="es-ES_tradnl"/>
+        </w:rPr>
+        <w:t xml:space="preserve">Cada fila es una </w:t>
+      </w:r>
+      <w:r>
+        <w:rPr>
+          <w:rFonts w:eastAsia="Times New Roman" w:cs="Times New Roman"/>
+          <w:lang w:eastAsia="es-ES_tradnl"/>
+        </w:rPr>
+        <w:t xml:space="preserve">línea de venta</w:t>
+      </w:r>
+      <w:r>
+        <w:rPr>
+          <w:rFonts w:eastAsia="Times New Roman" w:cs="Times New Roman"/>
+          <w:lang w:eastAsia="es-ES_tradnl"/>
+        </w:rPr>
+        <w:t xml:space="preserve">: un producto concreto vendido en una fecha y hora, dentro de una franja y categoría, con las unidades de ese producto en esa línea, su precio unitario y el importe cobrado por la línea. No es un ticket ni un cliente: el archivo tiene 420 filas pero 633 unidades vendidas.</w:t>
+      </w:r>
+    </w:p>
+    <w:p>
+      <w:pPr>
+        <w:keepLines/>
+        <w:spacing w:before="40" w:after="40"/>
+        <w:ind w:left="1004" w:hanging="227"/>
+        <w:jc w:val="both"/>
+      </w:pPr>
+      <w:r>
+        <w:rPr>
+          <w:rFonts w:eastAsia="Times New Roman" w:cs="Times New Roman"/>
+          <w:lang w:eastAsia="es-ES_tradnl"/>
+        </w:rPr>
+        <w:t xml:space="preserve">– </w:t>
+      </w:r>
+      <w:r>
+        <w:rPr>
+          <w:rFonts w:eastAsia="Times New Roman" w:cs="Times New Roman"/>
+          <w:lang w:eastAsia="es-ES_tradnl"/>
+        </w:rPr>
+        <w:t xml:space="preserve">V0002</w:t>
+      </w:r>
+      <w:r>
+        <w:rPr>
+          <w:rFonts w:eastAsia="Times New Roman" w:cs="Times New Roman"/>
+          <w:lang w:eastAsia="es-ES_tradnl"/>
+        </w:rPr>
+        <w:t xml:space="preserve"> (2026-10-12 00:57:53, Arroz 1 kg): 3 unidades × 1,90 € = </w:t>
+      </w:r>
+      <w:r>
+        <w:rPr>
+          <w:rFonts w:eastAsia="Times New Roman" w:cs="Times New Roman"/>
+          <w:lang w:eastAsia="es-ES_tradnl"/>
+        </w:rPr>
+        <w:t xml:space="preserve">5,70 €</w:t>
+      </w:r>
+      <w:r>
+        <w:rPr>
+          <w:rFonts w:eastAsia="Times New Roman" w:cs="Times New Roman"/>
+          <w:lang w:eastAsia="es-ES_tradnl"/>
+        </w:rPr>
+        <w:t xml:space="preserve">, que coincide con importe_eur.</w:t>
+      </w:r>
+    </w:p>
+    <w:p>
+      <w:pPr>
+        <w:keepLines/>
+        <w:spacing w:before="40" w:after="40"/>
+        <w:ind w:left="1004" w:hanging="227"/>
+        <w:jc w:val="both"/>
+      </w:pPr>
+      <w:r>
+        <w:rPr>
+          <w:rFonts w:eastAsia="Times New Roman" w:cs="Times New Roman"/>
+          <w:lang w:eastAsia="es-ES_tradnl"/>
+        </w:rPr>
+        <w:t xml:space="preserve">– </w:t>
+      </w:r>
+      <w:r>
+        <w:rPr>
+          <w:rFonts w:eastAsia="Times New Roman" w:cs="Times New Roman"/>
+          <w:lang w:eastAsia="es-ES_tradnl"/>
+        </w:rPr>
+        <w:t xml:space="preserve">V0003</w:t>
+      </w:r>
+      <w:r>
+        <w:rPr>
+          <w:rFonts w:eastAsia="Times New Roman" w:cs="Times New Roman"/>
+          <w:lang w:eastAsia="es-ES_tradnl"/>
+        </w:rPr>
+        <w:t xml:space="preserve"> (2026-10-12 01:29:36, Bocadillo preparado): 2 unidades × 3,50 € = </w:t>
+      </w:r>
+      <w:r>
+        <w:rPr>
+          <w:rFonts w:eastAsia="Times New Roman" w:cs="Times New Roman"/>
+          <w:lang w:eastAsia="es-ES_tradnl"/>
+        </w:rPr>
+        <w:t xml:space="preserve">7,00 €</w:t>
+      </w:r>
+      <w:r>
+        <w:rPr>
+          <w:rFonts w:eastAsia="Times New Roman" w:cs="Times New Roman"/>
+          <w:lang w:eastAsia="es-ES_tradnl"/>
+        </w:rPr>
+        <w:t xml:space="preserve">, que coincide con importe_eur.</w:t>
+      </w:r>
+    </w:p>
+    <w:p>
+      <w:pPr>
         <w:keepNext/>
         <w:spacing w:before="120" w:after="120"/>
         <w:rPr>
@@ -306,6 +428,392 @@
     </w:p>
     <w:p>
       <w:pPr>
+        <w:keepNext/>
+        <w:spacing w:before="160" w:after="60"/>
+        <w:ind w:left="600"/>
+      </w:pPr>
+      <w:r>
+        <w:rPr>
+          <w:rFonts w:eastAsia="Times New Roman" w:cs="Times New Roman"/>
+          <w:b/>
+          <w:lang w:eastAsia="es-ES_tradnl"/>
+        </w:rPr>
+        <w:t xml:space="preserve">Tabla 1. Productos (hoja Resumen): ordenada por unidades y por ingresos</w:t>
+      </w:r>
+    </w:p>
+    <w:p>
+      <w:pPr>
+        <w:spacing w:before="0" w:after="120"/>
+        <w:ind w:left="600"/>
+      </w:pPr>
+      <w:r>
+        <w:drawing>
+          <wp:inline distT="0" distB="0" distL="0" distR="0">
+            <wp:extent cx="5760720" cy="2174852"/>
+            <wp:docPr id="101" name="Captura tabla1" descr="Captura de la hoja Resumen: Tabla 1. Productos (hoja Resumen): ordenada por unidades y por ingresos"/>
+            <a:graphic xmlns:a="http://schemas.openxmlformats.org/drawingml/2006/main">
+              <a:graphicData uri="http://schemas.openxmlformats.org/drawingml/2006/picture">
+                <pic:pic xmlns:pic="http://schemas.openxmlformats.org/drawingml/2006/picture">
+                  <pic:nvPicPr>
+                    <pic:cNvPr id="101" name="tabla1.png"/>
+                    <pic:cNvPicPr/>
+                  </pic:nvPicPr>
+                  <pic:blipFill>
+                    <a:blip r:embed="rId101"/>
+                    <a:stretch>
+                      <a:fillRect/>
+                    </a:stretch>
+                  </pic:blipFill>
+                  <pic:spPr>
+                    <a:xfrm>
+                      <a:off x="0" y="0"/>
+                      <a:ext cx="5760720" cy="2174852"/>
+                    </a:xfrm>
+                    <a:prstGeom prst="rect">
+                      <a:avLst/>
+                    </a:prstGeom>
+                    <a:ln w="6350">
+                      <a:solidFill>
+                        <a:srgbClr val="BFBFBF"/>
+                      </a:solidFill>
+                    </a:ln>
+                  </pic:spPr>
+                </pic:pic>
+              </a:graphicData>
+            </a:graphic>
+          </wp:inline>
+        </w:drawing>
+      </w:r>
+    </w:p>
+    <w:p>
+      <w:pPr>
+        <w:keepLines/>
+        <w:spacing w:before="40" w:after="40"/>
+        <w:ind w:left="777"/>
+        <w:jc w:val="both"/>
+      </w:pPr>
+      <w:r>
+        <w:rPr>
+          <w:rFonts w:eastAsia="Times New Roman" w:cs="Times New Roman"/>
+          <w:lang w:eastAsia="es-ES_tradnl"/>
+        </w:rPr>
+        <w:t xml:space="preserve">Respuesta: </w:t>
+      </w:r>
+      <w:r>
+        <w:rPr>
+          <w:rFonts w:eastAsia="Times New Roman" w:cs="Times New Roman"/>
+          <w:lang w:eastAsia="es-ES_tradnl"/>
+        </w:rPr>
+        <w:t xml:space="preserve">Cinco productos con más unidades:</w:t>
+      </w:r>
+    </w:p>
+    <w:p>
+      <w:pPr>
+        <w:keepLines/>
+        <w:spacing w:before="40" w:after="40"/>
+        <w:ind w:left="1004" w:hanging="227"/>
+        <w:jc w:val="both"/>
+      </w:pPr>
+      <w:r>
+        <w:rPr>
+          <w:rFonts w:eastAsia="Times New Roman" w:cs="Times New Roman"/>
+          <w:lang w:eastAsia="es-ES_tradnl"/>
+        </w:rPr>
+        <w:t xml:space="preserve">– </w:t>
+      </w:r>
+      <w:r>
+        <w:rPr>
+          <w:rFonts w:eastAsia="Times New Roman" w:cs="Times New Roman"/>
+          <w:lang w:eastAsia="es-ES_tradnl"/>
+        </w:rPr>
+        <w:t xml:space="preserve">1. Agua 1 litro: </w:t>
+      </w:r>
+      <w:r>
+        <w:rPr>
+          <w:rFonts w:eastAsia="Times New Roman" w:cs="Times New Roman"/>
+          <w:lang w:eastAsia="es-ES_tradnl"/>
+        </w:rPr>
+        <w:t xml:space="preserve">167 unidades</w:t>
+      </w:r>
+    </w:p>
+    <w:p>
+      <w:pPr>
+        <w:keepLines/>
+        <w:spacing w:before="40" w:after="40"/>
+        <w:ind w:left="1004" w:hanging="227"/>
+        <w:jc w:val="both"/>
+      </w:pPr>
+      <w:r>
+        <w:rPr>
+          <w:rFonts w:eastAsia="Times New Roman" w:cs="Times New Roman"/>
+          <w:lang w:eastAsia="es-ES_tradnl"/>
+        </w:rPr>
+        <w:t xml:space="preserve">– </w:t>
+      </w:r>
+      <w:r>
+        <w:rPr>
+          <w:rFonts w:eastAsia="Times New Roman" w:cs="Times New Roman"/>
+          <w:lang w:eastAsia="es-ES_tradnl"/>
+        </w:rPr>
+        <w:t xml:space="preserve">2. Bocadillo preparado: </w:t>
+      </w:r>
+      <w:r>
+        <w:rPr>
+          <w:rFonts w:eastAsia="Times New Roman" w:cs="Times New Roman"/>
+          <w:lang w:eastAsia="es-ES_tradnl"/>
+        </w:rPr>
+        <w:t xml:space="preserve">62 unidades</w:t>
+      </w:r>
+    </w:p>
+    <w:p>
+      <w:pPr>
+        <w:keepLines/>
+        <w:spacing w:before="40" w:after="40"/>
+        <w:ind w:left="1004" w:hanging="227"/>
+        <w:jc w:val="both"/>
+      </w:pPr>
+      <w:r>
+        <w:rPr>
+          <w:rFonts w:eastAsia="Times New Roman" w:cs="Times New Roman"/>
+          <w:lang w:eastAsia="es-ES_tradnl"/>
+        </w:rPr>
+        <w:t xml:space="preserve">– </w:t>
+      </w:r>
+      <w:r>
+        <w:rPr>
+          <w:rFonts w:eastAsia="Times New Roman" w:cs="Times New Roman"/>
+          <w:lang w:eastAsia="es-ES_tradnl"/>
+        </w:rPr>
+        <w:t xml:space="preserve">3. Refresco 330 ml: </w:t>
+      </w:r>
+      <w:r>
+        <w:rPr>
+          <w:rFonts w:eastAsia="Times New Roman" w:cs="Times New Roman"/>
+          <w:lang w:eastAsia="es-ES_tradnl"/>
+        </w:rPr>
+        <w:t xml:space="preserve">51 unidades</w:t>
+      </w:r>
+    </w:p>
+    <w:p>
+      <w:pPr>
+        <w:keepLines/>
+        <w:spacing w:before="40" w:after="40"/>
+        <w:ind w:left="1004" w:hanging="227"/>
+        <w:jc w:val="both"/>
+      </w:pPr>
+      <w:r>
+        <w:rPr>
+          <w:rFonts w:eastAsia="Times New Roman" w:cs="Times New Roman"/>
+          <w:lang w:eastAsia="es-ES_tradnl"/>
+        </w:rPr>
+        <w:t xml:space="preserve">– </w:t>
+      </w:r>
+      <w:r>
+        <w:rPr>
+          <w:rFonts w:eastAsia="Times New Roman" w:cs="Times New Roman"/>
+          <w:lang w:eastAsia="es-ES_tradnl"/>
+        </w:rPr>
+        <w:t xml:space="preserve">4. Leche 1 litro: </w:t>
+      </w:r>
+      <w:r>
+        <w:rPr>
+          <w:rFonts w:eastAsia="Times New Roman" w:cs="Times New Roman"/>
+          <w:lang w:eastAsia="es-ES_tradnl"/>
+        </w:rPr>
+        <w:t xml:space="preserve">48 unidades</w:t>
+      </w:r>
+    </w:p>
+    <w:p>
+      <w:pPr>
+        <w:keepLines/>
+        <w:spacing w:before="40" w:after="40"/>
+        <w:ind w:left="1004" w:hanging="227"/>
+        <w:jc w:val="both"/>
+      </w:pPr>
+      <w:r>
+        <w:rPr>
+          <w:rFonts w:eastAsia="Times New Roman" w:cs="Times New Roman"/>
+          <w:lang w:eastAsia="es-ES_tradnl"/>
+        </w:rPr>
+        <w:t xml:space="preserve">– </w:t>
+      </w:r>
+      <w:r>
+        <w:rPr>
+          <w:rFonts w:eastAsia="Times New Roman" w:cs="Times New Roman"/>
+          <w:lang w:eastAsia="es-ES_tradnl"/>
+        </w:rPr>
+        <w:t xml:space="preserve">5. Chocolatina: </w:t>
+      </w:r>
+      <w:r>
+        <w:rPr>
+          <w:rFonts w:eastAsia="Times New Roman" w:cs="Times New Roman"/>
+          <w:lang w:eastAsia="es-ES_tradnl"/>
+        </w:rPr>
+        <w:t xml:space="preserve">40 unidades</w:t>
+      </w:r>
+    </w:p>
+    <w:p>
+      <w:pPr>
+        <w:keepLines/>
+        <w:spacing w:before="40" w:after="40"/>
+        <w:ind w:left="777"/>
+        <w:jc w:val="both"/>
+      </w:pPr>
+      <w:r>
+        <w:rPr>
+          <w:rFonts w:eastAsia="Times New Roman" w:cs="Times New Roman"/>
+          <w:lang w:eastAsia="es-ES_tradnl"/>
+        </w:rPr>
+        <w:t xml:space="preserve">Cinco productos con más ingresos (misma tabla ordenada por Ingresos totales EUR):</w:t>
+      </w:r>
+    </w:p>
+    <w:p>
+      <w:pPr>
+        <w:keepLines/>
+        <w:spacing w:before="40" w:after="40"/>
+        <w:ind w:left="1004" w:hanging="227"/>
+        <w:jc w:val="both"/>
+      </w:pPr>
+      <w:r>
+        <w:rPr>
+          <w:rFonts w:eastAsia="Times New Roman" w:cs="Times New Roman"/>
+          <w:lang w:eastAsia="es-ES_tradnl"/>
+        </w:rPr>
+        <w:t xml:space="preserve">– </w:t>
+      </w:r>
+      <w:r>
+        <w:rPr>
+          <w:rFonts w:eastAsia="Times New Roman" w:cs="Times New Roman"/>
+          <w:lang w:eastAsia="es-ES_tradnl"/>
+        </w:rPr>
+        <w:t xml:space="preserve">1. Bocadillo preparado: </w:t>
+      </w:r>
+      <w:r>
+        <w:rPr>
+          <w:rFonts w:eastAsia="Times New Roman" w:cs="Times New Roman"/>
+          <w:lang w:eastAsia="es-ES_tradnl"/>
+        </w:rPr>
+        <w:t xml:space="preserve">217,00 €</w:t>
+      </w:r>
+    </w:p>
+    <w:p>
+      <w:pPr>
+        <w:keepLines/>
+        <w:spacing w:before="40" w:after="40"/>
+        <w:ind w:left="1004" w:hanging="227"/>
+        <w:jc w:val="both"/>
+      </w:pPr>
+      <w:r>
+        <w:rPr>
+          <w:rFonts w:eastAsia="Times New Roman" w:cs="Times New Roman"/>
+          <w:lang w:eastAsia="es-ES_tradnl"/>
+        </w:rPr>
+        <w:t xml:space="preserve">– </w:t>
+      </w:r>
+      <w:r>
+        <w:rPr>
+          <w:rFonts w:eastAsia="Times New Roman" w:cs="Times New Roman"/>
+          <w:lang w:eastAsia="es-ES_tradnl"/>
+        </w:rPr>
+        <w:t xml:space="preserve">2. Pizza refrigerada: </w:t>
+      </w:r>
+      <w:r>
+        <w:rPr>
+          <w:rFonts w:eastAsia="Times New Roman" w:cs="Times New Roman"/>
+          <w:lang w:eastAsia="es-ES_tradnl"/>
+        </w:rPr>
+        <w:t xml:space="preserve">182,00 €</w:t>
+      </w:r>
+    </w:p>
+    <w:p>
+      <w:pPr>
+        <w:keepLines/>
+        <w:spacing w:before="40" w:after="40"/>
+        <w:ind w:left="1004" w:hanging="227"/>
+        <w:jc w:val="both"/>
+      </w:pPr>
+      <w:r>
+        <w:rPr>
+          <w:rFonts w:eastAsia="Times New Roman" w:cs="Times New Roman"/>
+          <w:lang w:eastAsia="es-ES_tradnl"/>
+        </w:rPr>
+        <w:t xml:space="preserve">– </w:t>
+      </w:r>
+      <w:r>
+        <w:rPr>
+          <w:rFonts w:eastAsia="Times New Roman" w:cs="Times New Roman"/>
+          <w:lang w:eastAsia="es-ES_tradnl"/>
+        </w:rPr>
+        <w:t xml:space="preserve">3. Agua 1 litro: </w:t>
+      </w:r>
+      <w:r>
+        <w:rPr>
+          <w:rFonts w:eastAsia="Times New Roman" w:cs="Times New Roman"/>
+          <w:lang w:eastAsia="es-ES_tradnl"/>
+        </w:rPr>
+        <w:t xml:space="preserve">167,00 €</w:t>
+      </w:r>
+    </w:p>
+    <w:p>
+      <w:pPr>
+        <w:keepLines/>
+        <w:spacing w:before="40" w:after="40"/>
+        <w:ind w:left="1004" w:hanging="227"/>
+        <w:jc w:val="both"/>
+      </w:pPr>
+      <w:r>
+        <w:rPr>
+          <w:rFonts w:eastAsia="Times New Roman" w:cs="Times New Roman"/>
+          <w:lang w:eastAsia="es-ES_tradnl"/>
+        </w:rPr>
+        <w:t xml:space="preserve">– </w:t>
+      </w:r>
+      <w:r>
+        <w:rPr>
+          <w:rFonts w:eastAsia="Times New Roman" w:cs="Times New Roman"/>
+          <w:lang w:eastAsia="es-ES_tradnl"/>
+        </w:rPr>
+        <w:t xml:space="preserve">4. Detergente 1 litro: </w:t>
+      </w:r>
+      <w:r>
+        <w:rPr>
+          <w:rFonts w:eastAsia="Times New Roman" w:cs="Times New Roman"/>
+          <w:lang w:eastAsia="es-ES_tradnl"/>
+        </w:rPr>
+        <w:t xml:space="preserve">124,20 €</w:t>
+      </w:r>
+    </w:p>
+    <w:p>
+      <w:pPr>
+        <w:keepLines/>
+        <w:spacing w:before="40" w:after="40"/>
+        <w:ind w:left="1004" w:hanging="227"/>
+        <w:jc w:val="both"/>
+      </w:pPr>
+      <w:r>
+        <w:rPr>
+          <w:rFonts w:eastAsia="Times New Roman" w:cs="Times New Roman"/>
+          <w:lang w:eastAsia="es-ES_tradnl"/>
+        </w:rPr>
+        <w:t xml:space="preserve">– </w:t>
+      </w:r>
+      <w:r>
+        <w:rPr>
+          <w:rFonts w:eastAsia="Times New Roman" w:cs="Times New Roman"/>
+          <w:lang w:eastAsia="es-ES_tradnl"/>
+        </w:rPr>
+        <w:t xml:space="preserve">5. Sándwich preparado: </w:t>
+      </w:r>
+      <w:r>
+        <w:rPr>
+          <w:rFonts w:eastAsia="Times New Roman" w:cs="Times New Roman"/>
+          <w:lang w:eastAsia="es-ES_tradnl"/>
+        </w:rPr>
+        <w:t xml:space="preserve">92,80 €</w:t>
+      </w:r>
+    </w:p>
+    <w:p>
+      <w:pPr>
         <w:keepLines/>
         <w:numPr>
           <w:ilvl w:val="0"/>
@@ -329,6 +837,65 @@
     </w:p>
     <w:p>
       <w:pPr>
+        <w:keepNext/>
+        <w:spacing w:before="160" w:after="60"/>
+        <w:ind w:left="600"/>
+      </w:pPr>
+      <w:r>
+        <w:rPr>
+          <w:rFonts w:eastAsia="Times New Roman" w:cs="Times New Roman"/>
+          <w:b/>
+          <w:lang w:eastAsia="es-ES_tradnl"/>
+        </w:rPr>
+        <w:t xml:space="preserve">Tabla 2. Categorías (hoja Resumen)</w:t>
+      </w:r>
+    </w:p>
+    <w:p>
+      <w:pPr>
+        <w:spacing w:before="0" w:after="120"/>
+        <w:ind w:left="600"/>
+      </w:pPr>
+      <w:r>
+        <w:drawing>
+          <wp:inline distT="0" distB="0" distL="0" distR="0">
+            <wp:extent cx="3840480" cy="1258356"/>
+            <wp:docPr id="102" name="Captura tabla2" descr="Captura de la hoja Resumen: Tabla 2. Categorías (hoja Resumen)"/>
+            <a:graphic xmlns:a="http://schemas.openxmlformats.org/drawingml/2006/main">
+              <a:graphicData uri="http://schemas.openxmlformats.org/drawingml/2006/picture">
+                <pic:pic xmlns:pic="http://schemas.openxmlformats.org/drawingml/2006/picture">
+                  <pic:nvPicPr>
+                    <pic:cNvPr id="102" name="tabla2.png"/>
+                    <pic:cNvPicPr/>
+                  </pic:nvPicPr>
+                  <pic:blipFill>
+                    <a:blip r:embed="rId102"/>
+                    <a:stretch>
+                      <a:fillRect/>
+                    </a:stretch>
+                  </pic:blipFill>
+                  <pic:spPr>
+                    <a:xfrm>
+                      <a:off x="0" y="0"/>
+                      <a:ext cx="3840480" cy="1258356"/>
+                    </a:xfrm>
+                    <a:prstGeom prst="rect">
+                      <a:avLst/>
+                    </a:prstGeom>
+                    <a:ln w="6350">
+                      <a:solidFill>
+                        <a:srgbClr val="BFBFBF"/>
+                      </a:solidFill>
+                    </a:ln>
+                  </pic:spPr>
+                </pic:pic>
+              </a:graphicData>
+            </a:graphic>
+          </wp:inline>
+        </w:drawing>
+      </w:r>
+    </w:p>
+    <w:p>
+      <w:pPr>
         <w:keepLines/>
         <w:numPr>
           <w:ilvl w:val="0"/>
@@ -375,6 +942,65 @@
     </w:p>
     <w:p>
       <w:pPr>
+        <w:keepNext/>
+        <w:spacing w:before="160" w:after="60"/>
+        <w:ind w:left="600"/>
+      </w:pPr>
+      <w:r>
+        <w:rPr>
+          <w:rFonts w:eastAsia="Times New Roman" w:cs="Times New Roman"/>
+          <w:b/>
+          <w:lang w:eastAsia="es-ES_tradnl"/>
+        </w:rPr>
+        <w:t xml:space="preserve">Tabla 3. Franjas horarias, toda la semana (hoja Resumen)</w:t>
+      </w:r>
+    </w:p>
+    <w:p>
+      <w:pPr>
+        <w:spacing w:before="0" w:after="120"/>
+        <w:ind w:left="600"/>
+      </w:pPr>
+      <w:r>
+        <w:drawing>
+          <wp:inline distT="0" distB="0" distL="0" distR="0">
+            <wp:extent cx="3840480" cy="999832"/>
+            <wp:docPr id="103" name="Captura tabla3" descr="Captura de la hoja Resumen: Tabla 3. Franjas horarias, toda la semana (hoja Resumen)"/>
+            <a:graphic xmlns:a="http://schemas.openxmlformats.org/drawingml/2006/main">
+              <a:graphicData uri="http://schemas.openxmlformats.org/drawingml/2006/picture">
+                <pic:pic xmlns:pic="http://schemas.openxmlformats.org/drawingml/2006/picture">
+                  <pic:nvPicPr>
+                    <pic:cNvPr id="103" name="tabla3.png"/>
+                    <pic:cNvPicPr/>
+                  </pic:nvPicPr>
+                  <pic:blipFill>
+                    <a:blip r:embed="rId103"/>
+                    <a:stretch>
+                      <a:fillRect/>
+                    </a:stretch>
+                  </pic:blipFill>
+                  <pic:spPr>
+                    <a:xfrm>
+                      <a:off x="0" y="0"/>
+                      <a:ext cx="3840480" cy="999832"/>
+                    </a:xfrm>
+                    <a:prstGeom prst="rect">
+                      <a:avLst/>
+                    </a:prstGeom>
+                    <a:ln w="6350">
+                      <a:solidFill>
+                        <a:srgbClr val="BFBFBF"/>
+                      </a:solidFill>
+                    </a:ln>
+                  </pic:spPr>
+                </pic:pic>
+              </a:graphicData>
+            </a:graphic>
+          </wp:inline>
+        </w:drawing>
+      </w:r>
+    </w:p>
+    <w:p>
+      <w:pPr>
         <w:keepLines/>
         <w:numPr>
           <w:ilvl w:val="1"/>
@@ -399,6 +1025,115 @@
     <w:p>
       <w:pPr>
         <w:keepNext/>
+        <w:spacing w:before="160" w:after="60"/>
+        <w:ind w:left="600"/>
+      </w:pPr>
+      <w:r>
+        <w:rPr>
+          <w:rFonts w:eastAsia="Times New Roman" w:cs="Times New Roman"/>
+          <w:b/>
+          <w:lang w:eastAsia="es-ES_tradnl"/>
+        </w:rPr>
+        <w:t xml:space="preserve">Comprobación de totales (hoja Resumen)</w:t>
+      </w:r>
+    </w:p>
+    <w:p>
+      <w:pPr>
+        <w:spacing w:before="0" w:after="120"/>
+        <w:ind w:left="600"/>
+      </w:pPr>
+      <w:r>
+        <w:drawing>
+          <wp:inline distT="0" distB="0" distL="0" distR="0">
+            <wp:extent cx="3840480" cy="999832"/>
+            <wp:docPr id="104" name="Captura comprobacion" descr="Captura de la hoja Resumen: Comprobación de totales (hoja Resumen)"/>
+            <a:graphic xmlns:a="http://schemas.openxmlformats.org/drawingml/2006/main">
+              <a:graphicData uri="http://schemas.openxmlformats.org/drawingml/2006/picture">
+                <pic:pic xmlns:pic="http://schemas.openxmlformats.org/drawingml/2006/picture">
+                  <pic:nvPicPr>
+                    <pic:cNvPr id="104" name="comprobacion.png"/>
+                    <pic:cNvPicPr/>
+                  </pic:nvPicPr>
+                  <pic:blipFill>
+                    <a:blip r:embed="rId104"/>
+                    <a:stretch>
+                      <a:fillRect/>
+                    </a:stretch>
+                  </pic:blipFill>
+                  <pic:spPr>
+                    <a:xfrm>
+                      <a:off x="0" y="0"/>
+                      <a:ext cx="3840480" cy="999832"/>
+                    </a:xfrm>
+                    <a:prstGeom prst="rect">
+                      <a:avLst/>
+                    </a:prstGeom>
+                    <a:ln w="6350">
+                      <a:solidFill>
+                        <a:srgbClr val="BFBFBF"/>
+                      </a:solidFill>
+                    </a:ln>
+                  </pic:spPr>
+                </pic:pic>
+              </a:graphicData>
+            </a:graphic>
+          </wp:inline>
+        </w:drawing>
+      </w:r>
+    </w:p>
+    <w:p>
+      <w:pPr>
+        <w:keepLines/>
+        <w:spacing w:before="40" w:after="40"/>
+        <w:ind w:left="777"/>
+        <w:jc w:val="both"/>
+      </w:pPr>
+      <w:r>
+        <w:rPr>
+          <w:rFonts w:eastAsia="Times New Roman" w:cs="Times New Roman"/>
+          <w:lang w:eastAsia="es-ES_tradnl"/>
+        </w:rPr>
+        <w:t xml:space="preserve">Respuesta: </w:t>
+      </w:r>
+      <w:r>
+        <w:rPr>
+          <w:rFonts w:eastAsia="Times New Roman" w:cs="Times New Roman"/>
+          <w:lang w:eastAsia="es-ES_tradnl"/>
+        </w:rPr>
+        <w:t xml:space="preserve">Totales del archivo: </w:t>
+      </w:r>
+      <w:r>
+        <w:rPr>
+          <w:rFonts w:eastAsia="Times New Roman" w:cs="Times New Roman"/>
+          <w:lang w:eastAsia="es-ES_tradnl"/>
+        </w:rPr>
+        <w:t xml:space="preserve">633 unidades</w:t>
+      </w:r>
+      <w:r>
+        <w:rPr>
+          <w:rFonts w:eastAsia="Times New Roman" w:cs="Times New Roman"/>
+          <w:lang w:eastAsia="es-ES_tradnl"/>
+        </w:rPr>
+        <w:t xml:space="preserve"> y </w:t>
+      </w:r>
+      <w:r>
+        <w:rPr>
+          <w:rFonts w:eastAsia="Times New Roman" w:cs="Times New Roman"/>
+          <w:lang w:eastAsia="es-ES_tradnl"/>
+        </w:rPr>
+        <w:t xml:space="preserve">1.429,80 €</w:t>
+      </w:r>
+      <w:r>
+        <w:rPr>
+          <w:rFonts w:eastAsia="Times New Roman" w:cs="Times New Roman"/>
+          <w:lang w:eastAsia="es-ES_tradnl"/>
+        </w:rPr>
+        <w:t xml:space="preserve"> de ingresos (420 líneas). Las tres tablas suman exactamente esos mismos totales (633 unidades y 1.429,80 €), porque resumen las mismas ventas agrupadas de tres formas distintas. Además, en todas las líneas se cumple unidades × precio unitario = importe.</w:t>
+      </w:r>
+    </w:p>
+    <w:p>
+      <w:pPr>
+        <w:keepNext/>
         <w:spacing w:before="120" w:after="120"/>
         <w:rPr>
           <w:rFonts w:eastAsia="Times New Roman" w:cs="Times New Roman"/>
@@ -478,24 +1213,51 @@
     <w:p>
       <w:pPr>
         <w:keepLines/>
-        <w:numPr>
-          <w:ilvl w:val="0"/>
-          <w:numId w:val="42"/>
-        </w:numPr>
-        <w:spacing w:before="120" w:after="120"/>
-        <w:rPr>
-          <w:rFonts w:eastAsia="Times New Roman" w:cs="Times New Roman"/>
-          <w:bCs/>
-          <w:lang w:eastAsia="es-ES_tradnl"/>
-        </w:rPr>
-      </w:pPr>
-      <w:r>
-        <w:rPr>
-          <w:rFonts w:eastAsia="Times New Roman" w:cs="Times New Roman"/>
-          <w:bCs/>
-          <w:lang w:eastAsia="es-ES_tradnl"/>
-        </w:rPr>
-        <w:t>3.2 ¿Qué categoría genera más ingresos? ¿Qué franja concentra más unidades y cuál genera más ingresos? Utilicen sus tablas para justificarlo.</w:t>
+        <w:spacing w:before="40" w:after="40"/>
+        <w:ind w:left="777"/>
+        <w:jc w:val="both"/>
+      </w:pPr>
+      <w:r>
+        <w:rPr>
+          <w:rFonts w:eastAsia="Times New Roman" w:cs="Times New Roman"/>
+          <w:lang w:eastAsia="es-ES_tradnl"/>
+        </w:rPr>
+        <w:t xml:space="preserve">Respuesta: </w:t>
+      </w:r>
+      <w:r>
+        <w:rPr>
+          <w:rFonts w:eastAsia="Times New Roman" w:cs="Times New Roman"/>
+          <w:lang w:eastAsia="es-ES_tradnl"/>
+        </w:rPr>
+        <w:t xml:space="preserve">El producto que vende más unidades es </w:t>
+      </w:r>
+      <w:r>
+        <w:rPr>
+          <w:rFonts w:eastAsia="Times New Roman" w:cs="Times New Roman"/>
+          <w:lang w:eastAsia="es-ES_tradnl"/>
+        </w:rPr>
+        <w:t xml:space="preserve">Agua 1 litro</w:t>
+      </w:r>
+      <w:r>
+        <w:rPr>
+          <w:rFonts w:eastAsia="Times New Roman" w:cs="Times New Roman"/>
+          <w:lang w:eastAsia="es-ES_tradnl"/>
+        </w:rPr>
+        <w:t xml:space="preserve"> (167 unidades, 167,00 €). El que genera más ingresos es </w:t>
+      </w:r>
+      <w:r>
+        <w:rPr>
+          <w:rFonts w:eastAsia="Times New Roman" w:cs="Times New Roman"/>
+          <w:lang w:eastAsia="es-ES_tradnl"/>
+        </w:rPr>
+        <w:t xml:space="preserve">Bocadillo preparado</w:t>
+      </w:r>
+      <w:r>
+        <w:rPr>
+          <w:rFonts w:eastAsia="Times New Roman" w:cs="Times New Roman"/>
+          <w:lang w:eastAsia="es-ES_tradnl"/>
+        </w:rPr>
+        <w:t xml:space="preserve"> (217,00 €, con solo 62 unidades). No coinciden. El agua cuesta 1,00 € y el bocadillo 3,50 €: aunque el bocadillo vende unas 2,7 veces menos unidades, cada unidad aporta 3,5 veces más, por lo que supera en ingresos al agua. Lo mismo ocurre con la Pizza refrigerada (6,50 €): con 28 unidades es el segundo producto en ingresos (182,00 €). Ingresos = unidades × precio, así que un precio alto compensa un menor número de unidades.</w:t>
       </w:r>
     </w:p>
     <w:p>
@@ -518,7 +1280,85 @@
           <w:bCs/>
           <w:lang w:eastAsia="es-ES_tradnl"/>
         </w:rPr>
-        <w:t>3.3 Propongan una sola actuación de reposición: qué revisarían o cambiarían, para qué productos o en qué momento. Apóyenla en dos cifras de sus tablas y expliquen qué observarían después para comprobar si funciona. No indiquen una cantidad exacta de compra: desconocen las existencias.</w:t>
+        <w:t>3.2 ¿Qué categoría genera más ingresos? ¿Qué franja concentra más unidades y cuál genera más ingresos? Utilicen sus tablas para justificarlo.</w:t>
+      </w:r>
+    </w:p>
+    <w:p>
+      <w:pPr>
+        <w:keepLines/>
+        <w:spacing w:before="40" w:after="40"/>
+        <w:ind w:left="777"/>
+        <w:jc w:val="both"/>
+      </w:pPr>
+      <w:r>
+        <w:rPr>
+          <w:rFonts w:eastAsia="Times New Roman" w:cs="Times New Roman"/>
+          <w:lang w:eastAsia="es-ES_tradnl"/>
+        </w:rPr>
+        <w:t xml:space="preserve">Respuesta: </w:t>
+      </w:r>
+      <w:r>
+        <w:rPr>
+          <w:rFonts w:eastAsia="Times New Roman" w:cs="Times New Roman"/>
+          <w:lang w:eastAsia="es-ES_tradnl"/>
+        </w:rPr>
+        <w:t xml:space="preserve">La categoría que más ingresos genera es </w:t>
+      </w:r>
+      <w:r>
+        <w:rPr>
+          <w:rFonts w:eastAsia="Times New Roman" w:cs="Times New Roman"/>
+          <w:lang w:eastAsia="es-ES_tradnl"/>
+        </w:rPr>
+        <w:t xml:space="preserve">Comida preparada</w:t>
+      </w:r>
+      <w:r>
+        <w:rPr>
+          <w:rFonts w:eastAsia="Times New Roman" w:cs="Times New Roman"/>
+          <w:lang w:eastAsia="es-ES_tradnl"/>
+        </w:rPr>
+        <w:t xml:space="preserve"> (491,80 €, un 34,4 % del total), aunque Bebidas vende más unidades (243 frente a 122) e ingresa solo 300,90 €. La franja </w:t>
+      </w:r>
+      <w:r>
+        <w:rPr>
+          <w:rFonts w:eastAsia="Times New Roman" w:cs="Times New Roman"/>
+          <w:lang w:eastAsia="es-ES_tradnl"/>
+        </w:rPr>
+        <w:t xml:space="preserve">Noche</w:t>
+      </w:r>
+      <w:r>
+        <w:rPr>
+          <w:rFonts w:eastAsia="Times New Roman" w:cs="Times New Roman"/>
+          <w:lang w:eastAsia="es-ES_tradnl"/>
+        </w:rPr>
+        <w:t xml:space="preserve"> (18:00–23:59) concentra más unidades (</w:t>
+      </w:r>
+      <w:r>
+        <w:rPr>
+          <w:rFonts w:eastAsia="Times New Roman" w:cs="Times New Roman"/>
+          <w:lang w:eastAsia="es-ES_tradnl"/>
+        </w:rPr>
+        <w:t xml:space="preserve">217</w:t>
+      </w:r>
+      <w:r>
+        <w:rPr>
+          <w:rFonts w:eastAsia="Times New Roman" w:cs="Times New Roman"/>
+          <w:lang w:eastAsia="es-ES_tradnl"/>
+        </w:rPr>
+        <w:t xml:space="preserve">) y también más ingresos (</w:t>
+      </w:r>
+      <w:r>
+        <w:rPr>
+          <w:rFonts w:eastAsia="Times New Roman" w:cs="Times New Roman"/>
+          <w:lang w:eastAsia="es-ES_tradnl"/>
+        </w:rPr>
+        <w:t xml:space="preserve">505,70 €</w:t>
+      </w:r>
+      <w:r>
+        <w:rPr>
+          <w:rFonts w:eastAsia="Times New Roman" w:cs="Times New Roman"/>
+          <w:lang w:eastAsia="es-ES_tradnl"/>
+        </w:rPr>
+        <w:t xml:space="preserve">, un 35,4 % del total), por delante de Tarde (183 unidades, 385,00 €).</w:t>
       </w:r>
     </w:p>
     <w:p>
@@ -541,7 +1381,102 @@
           <w:bCs/>
           <w:lang w:eastAsia="es-ES_tradnl"/>
         </w:rPr>
-        <w:t>3.4 Completen cuatro frases: «Un dato concreto del archivo es…»; «Al agrupar los datos hemos obtenido…»; «En esta semana observamos…»; «A partir de ello proponemos…». Utilicen el mismo producto o caso para que las frases estén relacionadas.</w:t>
+        <w:t>3.3 Propongan una sola actuación de reposición: qué revisarían o cambiarían, para qué productos o en qué momento. Apóyenla en dos cifras de sus tablas y expliquen qué observarían después para comprobar si funciona. No indiquen una cantidad exacta de compra: desconocen las existencias.</w:t>
+      </w:r>
+    </w:p>
+    <w:p>
+      <w:pPr>
+        <w:keepLines/>
+        <w:spacing w:before="40" w:after="40"/>
+        <w:ind w:left="777"/>
+        <w:jc w:val="both"/>
+      </w:pPr>
+      <w:r>
+        <w:rPr>
+          <w:rFonts w:eastAsia="Times New Roman" w:cs="Times New Roman"/>
+          <w:lang w:eastAsia="es-ES_tradnl"/>
+        </w:rPr>
+        <w:t xml:space="preserve">Respuesta: </w:t>
+      </w:r>
+      <w:r>
+        <w:rPr>
+          <w:rFonts w:eastAsia="Times New Roman" w:cs="Times New Roman"/>
+          <w:lang w:eastAsia="es-ES_tradnl"/>
+        </w:rPr>
+        <w:t xml:space="preserve">Actuación: </w:t>
+      </w:r>
+      <w:r>
+        <w:rPr>
+          <w:rFonts w:eastAsia="Times New Roman" w:cs="Times New Roman"/>
+          <w:lang w:eastAsia="es-ES_tradnl"/>
+        </w:rPr>
+        <w:t xml:space="preserve">revisar y reponer, cada día antes de las 18:00 (inicio de la franja Noche), la nevera de agua y la comida preparada (bocadillos y pizzas)</w:t>
+      </w:r>
+      <w:r>
+        <w:rPr>
+          <w:rFonts w:eastAsia="Times New Roman" w:cs="Times New Roman"/>
+          <w:lang w:eastAsia="es-ES_tradnl"/>
+        </w:rPr>
+        <w:t xml:space="preserve">, para que estén disponibles durante la franja de más ventas.</w:t>
+      </w:r>
+    </w:p>
+    <w:p>
+      <w:pPr>
+        <w:keepLines/>
+        <w:spacing w:before="40" w:after="40"/>
+        <w:ind w:left="1004" w:hanging="227"/>
+        <w:jc w:val="both"/>
+      </w:pPr>
+      <w:r>
+        <w:rPr>
+          <w:rFonts w:eastAsia="Times New Roman" w:cs="Times New Roman"/>
+          <w:lang w:eastAsia="es-ES_tradnl"/>
+        </w:rPr>
+        <w:t xml:space="preserve">– </w:t>
+      </w:r>
+      <w:r>
+        <w:rPr>
+          <w:rFonts w:eastAsia="Times New Roman" w:cs="Times New Roman"/>
+          <w:lang w:eastAsia="es-ES_tradnl"/>
+        </w:rPr>
+        <w:t xml:space="preserve">Cifra 1 (Tabla 3): la franja Noche es la de más ventas: 217 unidades y 505,70 € (35,4 % de los ingresos de la semana).</w:t>
+      </w:r>
+    </w:p>
+    <w:p>
+      <w:pPr>
+        <w:keepLines/>
+        <w:spacing w:before="40" w:after="40"/>
+        <w:ind w:left="1004" w:hanging="227"/>
+        <w:jc w:val="both"/>
+      </w:pPr>
+      <w:r>
+        <w:rPr>
+          <w:rFonts w:eastAsia="Times New Roman" w:cs="Times New Roman"/>
+          <w:lang w:eastAsia="es-ES_tradnl"/>
+        </w:rPr>
+        <w:t xml:space="preserve">– </w:t>
+      </w:r>
+      <w:r>
+        <w:rPr>
+          <w:rFonts w:eastAsia="Times New Roman" w:cs="Times New Roman"/>
+          <w:lang w:eastAsia="es-ES_tradnl"/>
+        </w:rPr>
+        <w:t xml:space="preserve">Cifra 2 (Tabla 1): Bocadillo preparado y Agua 1 litro son el primer producto en ingresos (217,00 €) y en unidades (167). Además, 31 de los 62 bocadillos y 62 de las 167 aguas se vendieron por la noche.</w:t>
+      </w:r>
+    </w:p>
+    <w:p>
+      <w:pPr>
+        <w:keepLines/>
+        <w:spacing w:before="40" w:after="40"/>
+        <w:ind w:left="777"/>
+        <w:jc w:val="both"/>
+      </w:pPr>
+      <w:r>
+        <w:rPr>
+          <w:rFonts w:eastAsia="Times New Roman" w:cs="Times New Roman"/>
+          <w:lang w:eastAsia="es-ES_tradnl"/>
+        </w:rPr>
+        <w:t xml:space="preserve">Para comprobar si funciona observaríamos en las semanas siguientes: si se registran menos huecos o productos agotados en la nevera durante la noche, si las unidades e ingresos de la franja Noche de estos productos se mantienen o aumentan respecto a esta semana, y si aumentan las mermas de comida preparada que caduca sin venderse (para no reponer en exceso).</w:t>
       </w:r>
     </w:p>
     <w:p>
@@ -564,29 +1499,74 @@
           <w:bCs/>
           <w:lang w:eastAsia="es-ES_tradnl"/>
         </w:rPr>
-        <w:lastRenderedPageBreak/>
-        <w:t>3.5 ¿Qué información falta para calcular el beneficio? ¿Por qué no pueden asegurar, con una sola semana, que el comportamiento será siempre el mismo?</w:t>
+        <w:t>3.4 Completen cuatro frases: «Un dato concreto del archivo es…»; «Al agrupar los datos hemos obtenido…»; «En esta semana observamos…»; «A partir de ello proponemos…». Utilicen el mismo producto o caso para que las frases estén relacionadas.</w:t>
       </w:r>
     </w:p>
     <w:p>
       <w:pPr>
-        <w:keepNext/>
-        <w:spacing w:before="120" w:after="120"/>
-        <w:rPr>
-          <w:rFonts w:eastAsia="Times New Roman" w:cs="Times New Roman"/>
-          <w:b/>
-          <w:bCs/>
-          <w:lang w:eastAsia="es-ES_tradnl"/>
-        </w:rPr>
-      </w:pPr>
-      <w:r>
-        <w:rPr>
-          <w:rFonts w:eastAsia="Times New Roman" w:cs="Times New Roman"/>
-          <w:b/>
-          <w:bCs/>
-          <w:lang w:eastAsia="es-ES_tradnl"/>
-        </w:rPr>
-        <w:t>Apartado 4 Expliquen qué no pueden saber con estos datos</w:t>
+        <w:keepLines/>
+        <w:spacing w:before="40" w:after="40"/>
+        <w:ind w:left="777"/>
+        <w:jc w:val="both"/>
+      </w:pPr>
+      <w:r>
+        <w:rPr>
+          <w:rFonts w:eastAsia="Times New Roman" w:cs="Times New Roman"/>
+          <w:lang w:eastAsia="es-ES_tradnl"/>
+        </w:rPr>
+        <w:t xml:space="preserve">Respuesta: </w:t>
+      </w:r>
+      <w:r>
+        <w:rPr>
+          <w:rFonts w:eastAsia="Times New Roman" w:cs="Times New Roman"/>
+          <w:lang w:eastAsia="es-ES_tradnl"/>
+        </w:rPr>
+        <w:t xml:space="preserve">«Un dato concreto del archivo es que en la línea V0003 (12/10/2026, 01:29:36) se vendieron 2 bocadillos preparados a 3,50 €, con un importe de 7,00 €.»</w:t>
+      </w:r>
+    </w:p>
+    <w:p>
+      <w:pPr>
+        <w:keepLines/>
+        <w:spacing w:before="40" w:after="40"/>
+        <w:ind w:left="777"/>
+        <w:jc w:val="both"/>
+      </w:pPr>
+      <w:r>
+        <w:rPr>
+          <w:rFonts w:eastAsia="Times New Roman" w:cs="Times New Roman"/>
+          <w:lang w:eastAsia="es-ES_tradnl"/>
+        </w:rPr>
+        <w:t xml:space="preserve">«Al agrupar los datos hemos obtenido que el Bocadillo preparado suma 62 unidades y 217,00 € en la semana, el producto con más ingresos.»</w:t>
+      </w:r>
+    </w:p>
+    <w:p>
+      <w:pPr>
+        <w:keepLines/>
+        <w:spacing w:before="40" w:after="40"/>
+        <w:ind w:left="777"/>
+        <w:jc w:val="both"/>
+      </w:pPr>
+      <w:r>
+        <w:rPr>
+          <w:rFonts w:eastAsia="Times New Roman" w:cs="Times New Roman"/>
+          <w:lang w:eastAsia="es-ES_tradnl"/>
+        </w:rPr>
+        <w:t xml:space="preserve">«En esta semana observamos que la mitad de esos bocadillos (31 unidades, 108,50 €) se venden en la franja Noche, la franja con más ventas.»</w:t>
+      </w:r>
+    </w:p>
+    <w:p>
+      <w:pPr>
+        <w:keepLines/>
+        <w:spacing w:before="40" w:after="40"/>
+        <w:ind w:left="777"/>
+        <w:jc w:val="both"/>
+      </w:pPr>
+      <w:r>
+        <w:rPr>
+          <w:rFonts w:eastAsia="Times New Roman" w:cs="Times New Roman"/>
+          <w:lang w:eastAsia="es-ES_tradnl"/>
+        </w:rPr>
+        <w:t xml:space="preserve">«A partir de ello proponemos revisar y reponer los bocadillos cada día antes de las 18:00 para que no falten durante la noche.»</w:t>
       </w:r>
     </w:p>
     <w:p>
@@ -609,7 +1589,65 @@
           <w:bCs/>
           <w:lang w:eastAsia="es-ES_tradnl"/>
         </w:rPr>
-        <w:t>4.1 El archivo describe una semana pasada. ¿Sirve para saber qué se está vendiendo esta noche? Expliquen qué nuevos registros necesitarían y cómo los compararían con el histórico.</w:t>
+        <w:lastRenderedPageBreak/>
+        <w:t>3.5 ¿Qué información falta para calcular el beneficio? ¿Por qué no pueden asegurar, con una sola semana, que el comportamiento será siempre el mismo?</w:t>
+      </w:r>
+    </w:p>
+    <w:p>
+      <w:pPr>
+        <w:keepLines/>
+        <w:spacing w:before="40" w:after="40"/>
+        <w:ind w:left="777"/>
+        <w:jc w:val="both"/>
+      </w:pPr>
+      <w:r>
+        <w:rPr>
+          <w:rFonts w:eastAsia="Times New Roman" w:cs="Times New Roman"/>
+          <w:lang w:eastAsia="es-ES_tradnl"/>
+        </w:rPr>
+        <w:t xml:space="preserve">Respuesta: </w:t>
+      </w:r>
+      <w:r>
+        <w:rPr>
+          <w:rFonts w:eastAsia="Times New Roman" w:cs="Times New Roman"/>
+          <w:lang w:eastAsia="es-ES_tradnl"/>
+        </w:rPr>
+        <w:t xml:space="preserve">Para calcular el beneficio falta el </w:t>
+      </w:r>
+      <w:r>
+        <w:rPr>
+          <w:rFonts w:eastAsia="Times New Roman" w:cs="Times New Roman"/>
+          <w:lang w:eastAsia="es-ES_tradnl"/>
+        </w:rPr>
+        <w:t xml:space="preserve">coste de cada producto</w:t>
+      </w:r>
+      <w:r>
+        <w:rPr>
+          <w:rFonts w:eastAsia="Times New Roman" w:cs="Times New Roman"/>
+          <w:lang w:eastAsia="es-ES_tradnl"/>
+        </w:rPr>
+        <w:t xml:space="preserve"> (lo que paga el minimarket al proveedor), además de otros costes como mermas o productos caducados, impuestos, personal, alquiler o electricidad. Con los ingresos solo sabemos lo que se cobra, no lo que se gana. Con una sola semana no podemos asegurar que el comportamiento será siempre igual: es una muestra pequeña (420 líneas) y puede estar influida por circunstancias puntuales, como el festivo del lunes 12 de octubre, el tiempo, eventos cercanos, promociones o la época del año. Habría que comparar varias semanas o meses para distinguir patrones estables de casualidades.</w:t>
+      </w:r>
+    </w:p>
+    <w:p>
+      <w:pPr>
+        <w:keepNext/>
+        <w:spacing w:before="120" w:after="120"/>
+        <w:rPr>
+          <w:rFonts w:eastAsia="Times New Roman" w:cs="Times New Roman"/>
+          <w:b/>
+          <w:bCs/>
+          <w:lang w:eastAsia="es-ES_tradnl"/>
+        </w:rPr>
+      </w:pPr>
+      <w:r>
+        <w:rPr>
+          <w:rFonts w:eastAsia="Times New Roman" w:cs="Times New Roman"/>
+          <w:b/>
+          <w:bCs/>
+          <w:lang w:eastAsia="es-ES_tradnl"/>
+        </w:rPr>
+        <w:t>Apartado 4 Expliquen qué no pueden saber con estos datos</w:t>
       </w:r>
     </w:p>
     <w:p>
@@ -632,11 +1670,92 @@
           <w:bCs/>
           <w:lang w:eastAsia="es-ES_tradnl"/>
         </w:rPr>
-        <w:t>4.2 Imaginen que en una línea falta el precio y tampoco se puede verificar el importe. Expliquen por qué no deben sustituirlos por cero y cómo comunicarían que el total calculado está incompleto. Respondan por escrito: no tienen que borrar ni alterar datos del CSV.</w:t>
+        <w:t>4.1 El archivo describe una semana pasada. ¿Sirve para saber qué se está vendiendo esta noche? Expliquen qué nuevos registros necesitarían y cómo los compararían con el histórico.</w:t>
       </w:r>
     </w:p>
     <w:p>
       <w:pPr>
+        <w:keepLines/>
+        <w:spacing w:before="40" w:after="40"/>
+        <w:ind w:left="777"/>
+        <w:jc w:val="both"/>
+      </w:pPr>
+      <w:r>
+        <w:rPr>
+          <w:rFonts w:eastAsia="Times New Roman" w:cs="Times New Roman"/>
+          <w:lang w:eastAsia="es-ES_tradnl"/>
+        </w:rPr>
+        <w:t xml:space="preserve">Respuesta: </w:t>
+      </w:r>
+      <w:r>
+        <w:rPr>
+          <w:rFonts w:eastAsia="Times New Roman" w:cs="Times New Roman"/>
+          <w:lang w:eastAsia="es-ES_tradnl"/>
+        </w:rPr>
+        <w:t xml:space="preserve">No. El archivo es un histórico del 12 al 18 de octubre: dice qué se vendió entonces, no qué se está vendiendo esta noche. Necesitaríamos los registros de las ventas de hoy según se producen (o actualizados cada poco tiempo) desde la caja, con los mismos campos (id_linea, fecha, hora, franja, producto, unidades, precio e importe), y si es posible las existencias actuales. Los compararíamos con el histórico de la misma franja: por ejemplo, la franja Noche tuvo 217 unidades en 7 días (unos 31 por noche de media), así que si a las 21:00 ya se acerca a esa cifra o un producto se vende mucho más rápido que su media, conviene reponerlo. Mejor aún, comparar con el mismo día de la semana anterior.</w:t>
+      </w:r>
+    </w:p>
+    <w:p>
+      <w:pPr>
+        <w:keepLines/>
+        <w:numPr>
+          <w:ilvl w:val="0"/>
+          <w:numId w:val="42"/>
+        </w:numPr>
+        <w:spacing w:before="120" w:after="120"/>
+        <w:rPr>
+          <w:rFonts w:eastAsia="Times New Roman" w:cs="Times New Roman"/>
+          <w:bCs/>
+          <w:lang w:eastAsia="es-ES_tradnl"/>
+        </w:rPr>
+      </w:pPr>
+      <w:r>
+        <w:rPr>
+          <w:rFonts w:eastAsia="Times New Roman" w:cs="Times New Roman"/>
+          <w:bCs/>
+          <w:lang w:eastAsia="es-ES_tradnl"/>
+        </w:rPr>
+        <w:t>4.2 Imaginen que en una línea falta el precio y tampoco se puede verificar el importe. Expliquen por qué no deben sustituirlos por cero y cómo comunicarían que el total calculado está incompleto. Respondan por escrito: no tienen que borrar ni alterar datos del CSV.</w:t>
+      </w:r>
+    </w:p>
+    <w:p>
+      <w:pPr>
+        <w:keepLines/>
+        <w:spacing w:before="40" w:after="40"/>
+        <w:ind w:left="777"/>
+        <w:jc w:val="both"/>
+      </w:pPr>
+      <w:r>
+        <w:rPr>
+          <w:rFonts w:eastAsia="Times New Roman" w:cs="Times New Roman"/>
+          <w:lang w:eastAsia="es-ES_tradnl"/>
+        </w:rPr>
+        <w:t xml:space="preserve">Respuesta: </w:t>
+      </w:r>
+      <w:r>
+        <w:rPr>
+          <w:rFonts w:eastAsia="Times New Roman" w:cs="Times New Roman"/>
+          <w:lang w:eastAsia="es-ES_tradnl"/>
+        </w:rPr>
+        <w:t xml:space="preserve">No se debe poner cero porque cero significaría que el producto se regaló, y no es así: el dato es </w:t>
+      </w:r>
+      <w:r>
+        <w:rPr>
+          <w:rFonts w:eastAsia="Times New Roman" w:cs="Times New Roman"/>
+          <w:lang w:eastAsia="es-ES_tradnl"/>
+        </w:rPr>
+        <w:t xml:space="preserve">desconocido</w:t>
+      </w:r>
+      <w:r>
+        <w:rPr>
+          <w:rFonts w:eastAsia="Times New Roman" w:cs="Times New Roman"/>
+          <w:lang w:eastAsia="es-ES_tradnl"/>
+        </w:rPr>
+        <w:t xml:space="preserve">, no nulo. Un cero haría que los ingresos totales y los ingresos de ese producto, categoría y franja parecieran menores de lo real sin avisar a nadie. Lo correcto es dejar la celda vacía o marcada como «falta dato», calcular los totales con las líneas completas y comunicarlo junto al resultado, por ejemplo: «Ingresos totales: X € calculados con 419 de 420 líneas; falta el importe de la línea V0xxx (producto y unidades conocidos), por lo que el total real es algo mayor». Las unidades de esa línea sí pueden sumarse. Si se hiciera una estimación con el precio habitual del producto, debería indicarse claramente como estimación.</w:t>
+      </w:r>
+    </w:p>
+    <w:p>
+      <w:pPr>
         <w:keepNext/>
         <w:spacing w:before="120" w:after="120"/>
         <w:rPr>
@@ -673,6 +1792,28 @@
           <w:lang w:eastAsia="es-ES_tradnl"/>
         </w:rPr>
         <w:t>Respondan por separado en unas cinco líneas: «El producto que más unidades vende es necesariamente el que más ingresos y beneficios produce». Indiquen si están de acuerdo, utilicen un ejemplo del archivo y expliquen qué dato adicional necesitarían para hablar de beneficio.</w:t>
+      </w:r>
+    </w:p>
+    <w:p>
+      <w:pPr>
+        <w:keepLines/>
+        <w:spacing w:before="40" w:after="40"/>
+        <w:ind w:left="777"/>
+        <w:jc w:val="both"/>
+      </w:pPr>
+      <w:r>
+        <w:rPr>
+          <w:rFonts w:eastAsia="Times New Roman" w:cs="Times New Roman"/>
+          <w:lang w:eastAsia="es-ES_tradnl"/>
+        </w:rPr>
+        <w:t xml:space="preserve">Respuesta: </w:t>
+      </w:r>
+      <w:r>
+        <w:rPr>
+          <w:rFonts w:eastAsia="Times New Roman" w:cs="Times New Roman"/>
+          <w:lang w:eastAsia="es-ES_tradnl"/>
+        </w:rPr>
+        <w:t xml:space="preserve">No estamos de acuerdo. El producto que más unidades vende es Agua 1 litro (167 unidades), pero solo ingresa 167,00 €, mientras que Bocadillo preparado, con 62 unidades, ingresa 217,00 € y Pizza refrigerada, con 28, ingresa 182,00 €: el precio unitario cambia el resultado. Y respecto al beneficio, ni siquiera el producto con más ingresos es necesariamente el que más beneficio produce, porque beneficio = ingresos − costes. Necesitaríamos el coste de compra de cada producto (y las mermas) para calcular el margen por unidad.</w:t>
       </w:r>
     </w:p>
     <w:p>
